--- a/physics_course/word/lesson02_เฉลย.docx
+++ b/physics_course/word/lesson02_เฉลย.docx
@@ -17,7 +17,7 @@
           <w:b/>
           <w:sz w:val="24"/>
         </w:rPr>
-        <w:t xml:space="preserve">ข้อ p1_l02_001: </w:t>
+        <w:t xml:space="preserve">ข้อ 1: </w:t>
       </w:r>
       <w:r>
         <w:rPr>
@@ -41,7 +41,7 @@
           <w:b/>
           <w:sz w:val="24"/>
         </w:rPr>
-        <w:t xml:space="preserve">ข้อ p1_l02_002: </w:t>
+        <w:t xml:space="preserve">ข้อ 2: </w:t>
       </w:r>
       <w:r>
         <w:rPr>
@@ -65,7 +65,7 @@
           <w:b/>
           <w:sz w:val="24"/>
         </w:rPr>
-        <w:t xml:space="preserve">ข้อ p1_l02_003: </w:t>
+        <w:t xml:space="preserve">ข้อ 3: </w:t>
       </w:r>
       <w:r>
         <w:rPr>
@@ -89,7 +89,7 @@
           <w:b/>
           <w:sz w:val="24"/>
         </w:rPr>
-        <w:t xml:space="preserve">ข้อ p1_l02_004: </w:t>
+        <w:t xml:space="preserve">ข้อ 4: </w:t>
       </w:r>
       <w:r>
         <w:rPr>
@@ -113,7 +113,7 @@
           <w:b/>
           <w:sz w:val="24"/>
         </w:rPr>
-        <w:t xml:space="preserve">ข้อ p1_l02_005: </w:t>
+        <w:t xml:space="preserve">ข้อ 5: </w:t>
       </w:r>
       <w:r>
         <w:rPr>
@@ -137,7 +137,7 @@
           <w:b/>
           <w:sz w:val="24"/>
         </w:rPr>
-        <w:t xml:space="preserve">ข้อ p1_l02_006: </w:t>
+        <w:t xml:space="preserve">ข้อ 6: </w:t>
       </w:r>
       <w:r>
         <w:rPr>
@@ -161,7 +161,7 @@
           <w:b/>
           <w:sz w:val="24"/>
         </w:rPr>
-        <w:t xml:space="preserve">ข้อ p1_l02_007: </w:t>
+        <w:t xml:space="preserve">ข้อ 7: </w:t>
       </w:r>
       <w:r>
         <w:rPr>
@@ -185,7 +185,7 @@
           <w:b/>
           <w:sz w:val="24"/>
         </w:rPr>
-        <w:t xml:space="preserve">ข้อ p1_l02_008: </w:t>
+        <w:t xml:space="preserve">ข้อ 8: </w:t>
       </w:r>
       <w:r>
         <w:rPr>
@@ -211,7 +211,7 @@
           <w:b/>
           <w:sz w:val="24"/>
         </w:rPr>
-        <w:t xml:space="preserve">ข้อ p1_l02_009: </w:t>
+        <w:t xml:space="preserve">ข้อ 9: </w:t>
       </w:r>
       <w:r>
         <w:rPr>
@@ -241,7 +241,7 @@
           <w:b/>
           <w:sz w:val="24"/>
         </w:rPr>
-        <w:t xml:space="preserve">ข้อ p1_l02_010: </w:t>
+        <w:t xml:space="preserve">ข้อ 10: </w:t>
       </w:r>
       <w:r>
         <w:rPr>
@@ -267,7 +267,7 @@
           <w:b/>
           <w:sz w:val="24"/>
         </w:rPr>
-        <w:t xml:space="preserve">ข้อ p1_l02_011: </w:t>
+        <w:t xml:space="preserve">ข้อ 11: </w:t>
       </w:r>
       <w:r>
         <w:rPr>
@@ -291,7 +291,7 @@
           <w:b/>
           <w:sz w:val="24"/>
         </w:rPr>
-        <w:t xml:space="preserve">ข้อ p1_l02_012: </w:t>
+        <w:t xml:space="preserve">ข้อ 12: </w:t>
       </w:r>
       <w:r>
         <w:rPr>
@@ -319,7 +319,7 @@
           <w:b/>
           <w:sz w:val="24"/>
         </w:rPr>
-        <w:t xml:space="preserve">ข้อ p1_l02_013: </w:t>
+        <w:t xml:space="preserve">ข้อ 13: </w:t>
       </w:r>
       <w:r>
         <w:rPr>
@@ -343,7 +343,7 @@
           <w:b/>
           <w:sz w:val="24"/>
         </w:rPr>
-        <w:t xml:space="preserve">ข้อ p1_l02_014: </w:t>
+        <w:t xml:space="preserve">ข้อ 14: </w:t>
       </w:r>
       <w:r>
         <w:rPr>
@@ -369,7 +369,7 @@
           <w:b/>
           <w:sz w:val="24"/>
         </w:rPr>
-        <w:t xml:space="preserve">ข้อ p1_l02_015: </w:t>
+        <w:t xml:space="preserve">ข้อ 15: </w:t>
       </w:r>
       <w:r>
         <w:rPr>
@@ -393,7 +393,7 @@
           <w:b/>
           <w:sz w:val="24"/>
         </w:rPr>
-        <w:t xml:space="preserve">ข้อ p1_l02_016: </w:t>
+        <w:t xml:space="preserve">ข้อ 16: </w:t>
       </w:r>
       <w:r>
         <w:rPr>
@@ -421,7 +421,7 @@
           <w:b/>
           <w:sz w:val="24"/>
         </w:rPr>
-        <w:t xml:space="preserve">ข้อ p1_l02_017: </w:t>
+        <w:t xml:space="preserve">ข้อ 17: </w:t>
       </w:r>
       <w:r>
         <w:rPr>
@@ -445,7 +445,7 @@
           <w:b/>
           <w:sz w:val="24"/>
         </w:rPr>
-        <w:t xml:space="preserve">ข้อ p1_l02_018: </w:t>
+        <w:t xml:space="preserve">ข้อ 18: </w:t>
       </w:r>
       <w:r>
         <w:rPr>
@@ -471,7 +471,7 @@
           <w:b/>
           <w:sz w:val="24"/>
         </w:rPr>
-        <w:t xml:space="preserve">ข้อ p1_l02_019: </w:t>
+        <w:t xml:space="preserve">ข้อ 19: </w:t>
       </w:r>
       <w:r>
         <w:rPr>
@@ -495,7 +495,7 @@
           <w:b/>
           <w:sz w:val="24"/>
         </w:rPr>
-        <w:t xml:space="preserve">ข้อ p1_l02_020: </w:t>
+        <w:t xml:space="preserve">ข้อ 20: </w:t>
       </w:r>
       <w:r>
         <w:rPr>
@@ -519,7 +519,7 @@
           <w:b/>
           <w:sz w:val="24"/>
         </w:rPr>
-        <w:t xml:space="preserve">ข้อ p1_l02_021: </w:t>
+        <w:t xml:space="preserve">ข้อ 21: </w:t>
       </w:r>
       <w:r>
         <w:rPr>
@@ -545,7 +545,7 @@
           <w:b/>
           <w:sz w:val="24"/>
         </w:rPr>
-        <w:t xml:space="preserve">ข้อ p1_l02_022: </w:t>
+        <w:t xml:space="preserve">ข้อ 22: </w:t>
       </w:r>
       <w:r>
         <w:rPr>
@@ -573,7 +573,7 @@
           <w:b/>
           <w:sz w:val="24"/>
         </w:rPr>
-        <w:t xml:space="preserve">ข้อ p1_l02_023: </w:t>
+        <w:t xml:space="preserve">ข้อ 23: </w:t>
       </w:r>
       <w:r>
         <w:rPr>
@@ -597,7 +597,7 @@
           <w:b/>
           <w:sz w:val="24"/>
         </w:rPr>
-        <w:t xml:space="preserve">ข้อ p1_l02_024: </w:t>
+        <w:t xml:space="preserve">ข้อ 24: </w:t>
       </w:r>
       <w:r>
         <w:rPr>
@@ -623,7 +623,7 @@
           <w:b/>
           <w:sz w:val="24"/>
         </w:rPr>
-        <w:t xml:space="preserve">ข้อ p1_l02_025: </w:t>
+        <w:t xml:space="preserve">ข้อ 25: </w:t>
       </w:r>
       <w:r>
         <w:rPr>
